--- a/docs/CONSIDERATIONS_AND_LIMITATIONS.docx
+++ b/docs/CONSIDERATIONS_AND_LIMITATIONS.docx
@@ -121,6 +121,20 @@
       </w:r>
       <w:r>
         <w:t>Aurora DSQL provides one database per cluster. Use schemas within the cluster, or separate clusters, for logical separation.</w:t>
+      </w:r>
+    </w:p>
+    <w:p>
+      <w:pPr>
+        <w:pStyle w:val="ListBullet"/>
+      </w:pPr>
+      <w:r>
+        <w:rPr>
+          <w:b/>
+        </w:rPr>
+        <w:t xml:space="preserve">Up to 10 schemas per database. </w:t>
+      </w:r>
+      <w:r>
+        <w:t>The pipeline's control tables use one schema (cdc_control), so plan the target schemas of all tasks within the remaining nine.</w:t>
       </w:r>
     </w:p>
     <w:p>
@@ -482,7 +496,7 @@
               <w:rPr>
                 <w:sz w:val="18"/>
               </w:rPr>
-              <w:t>If you intend to drop the column, drop it on the Aurora DSQL target as well. If a table pauses because a column is missing from the change data, resolve the mismatch and clear the table's control record to resume. Other tables continue.</w:t>
+              <w:t>If you intend to drop the column, drop it on the Aurora DSQL target as well. If a table pauses because a column is missing from the change data, resolve the mismatch, then set the table's status back to active: UPDATE cdc_control.cdc_status SET status = 'active' WHERE table_name = '&lt;schema&gt;.&lt;table&gt;'. Never delete the row: the job would apply every change file again. Other tables continue.</w:t>
             </w:r>
           </w:p>
         </w:tc>
@@ -914,6 +928,70 @@
           </w:p>
         </w:tc>
       </w:tr>
+      <w:tr>
+        <w:tc>
+          <w:tcPr>
+            <w:tcW w:type="dxa" w:w="4320"/>
+            <w:shd w:val="clear" w:fill="F7F9FB"/>
+          </w:tcPr>
+          <w:p>
+            <w:r/>
+            <w:r>
+              <w:rPr>
+                <w:sz w:val="18"/>
+              </w:rPr>
+              <w:t>Binary values (RAW, BLOB)</w:t>
+            </w:r>
+          </w:p>
+        </w:tc>
+        <w:tc>
+          <w:tcPr>
+            <w:tcW w:type="dxa" w:w="4320"/>
+            <w:shd w:val="clear" w:fill="F7F9FB"/>
+          </w:tcPr>
+          <w:p>
+            <w:r/>
+            <w:r>
+              <w:rPr>
+                <w:sz w:val="18"/>
+              </w:rPr>
+              <w:t>Stored as the original bytes. AWS DMS writes them as hexadecimal; a value that is not hexadecimal stops the table rather than storing the wrong bytes.</w:t>
+            </w:r>
+          </w:p>
+        </w:tc>
+      </w:tr>
+      <w:tr>
+        <w:tc>
+          <w:tcPr>
+            <w:tcW w:type="dxa" w:w="4320"/>
+            <w:shd w:val="clear" w:fill="F7F9FB"/>
+          </w:tcPr>
+          <w:p>
+            <w:r/>
+            <w:r>
+              <w:rPr>
+                <w:sz w:val="18"/>
+              </w:rPr>
+              <w:t>Text such as NA, N/A, NONE or null</w:t>
+            </w:r>
+          </w:p>
+        </w:tc>
+        <w:tc>
+          <w:tcPr>
+            <w:tcW w:type="dxa" w:w="4320"/>
+            <w:shd w:val="clear" w:fill="F7F9FB"/>
+          </w:tcPr>
+          <w:p>
+            <w:r/>
+            <w:r>
+              <w:rPr>
+                <w:sz w:val="18"/>
+              </w:rPr>
+              <w:t>Kept as text. Only an empty field, or exactly the S3 endpoint's CSV null marker (default NULL), is stored as NULL.</w:t>
+            </w:r>
+          </w:p>
+        </w:tc>
+      </w:tr>
     </w:tbl>
     <w:p>
       <w:pPr>
@@ -1007,7 +1085,7 @@
           <w:b w:val="0"/>
           <w:i w:val="0"/>
         </w:rPr>
-        <w:t>The validation job confirms every table by row count, and additionally verifies content by checksum on tables whose primary key can be ranged.</w:t>
+        <w:t>The validation job checks every table: per key range, the row count plus a content check of every column, chosen from the column's Aurora DSQL type. A table whose key can't be split into ranges is compared as one whole-table range. A table the load did not finish, or a missing load-status file, fails validation rather than being skipped.</w:t>
       </w:r>
     </w:p>
     <w:tbl>
@@ -1059,7 +1137,7 @@
                 <w:color w:val="FFFFFF"/>
                 <w:sz w:val="19"/>
               </w:rPr>
-              <w:t>Row count</w:t>
+              <w:t>Compared</w:t>
             </w:r>
           </w:p>
         </w:tc>
@@ -1076,7 +1154,7 @@
                 <w:color w:val="FFFFFF"/>
                 <w:sz w:val="19"/>
               </w:rPr>
-              <w:t>Content checksum</w:t>
+              <w:t>Content check</w:t>
             </w:r>
           </w:p>
         </w:tc>
@@ -1092,7 +1170,7 @@
               <w:rPr>
                 <w:sz w:val="18"/>
               </w:rPr>
-              <w:t>Single-column integer</w:t>
+              <w:t>Single-column integer, UUID or text</w:t>
             </w:r>
           </w:p>
         </w:tc>
@@ -1106,7 +1184,7 @@
               <w:rPr>
                 <w:sz w:val="18"/>
               </w:rPr>
-              <w:t>Verified</w:t>
+              <w:t>Per key range</w:t>
             </w:r>
           </w:p>
         </w:tc>
@@ -1120,54 +1198,7 @@
               <w:rPr>
                 <w:sz w:val="18"/>
               </w:rPr>
-              <w:t>Verified</w:t>
-            </w:r>
-          </w:p>
-        </w:tc>
-      </w:tr>
-      <w:tr>
-        <w:tc>
-          <w:tcPr>
-            <w:tcW w:type="dxa" w:w="2880"/>
-            <w:shd w:val="clear" w:fill="F7F9FB"/>
-          </w:tcPr>
-          <w:p>
-            <w:r/>
-            <w:r>
-              <w:rPr>
-                <w:sz w:val="18"/>
-              </w:rPr>
-              <w:t>Single-column UUID</w:t>
-            </w:r>
-          </w:p>
-        </w:tc>
-        <w:tc>
-          <w:tcPr>
-            <w:tcW w:type="dxa" w:w="2880"/>
-            <w:shd w:val="clear" w:fill="F7F9FB"/>
-          </w:tcPr>
-          <w:p>
-            <w:r/>
-            <w:r>
-              <w:rPr>
-                <w:sz w:val="18"/>
-              </w:rPr>
-              <w:t>Verified</w:t>
-            </w:r>
-          </w:p>
-        </w:tc>
-        <w:tc>
-          <w:tcPr>
-            <w:tcW w:type="dxa" w:w="2880"/>
-            <w:shd w:val="clear" w:fill="F7F9FB"/>
-          </w:tcPr>
-          <w:p>
-            <w:r/>
-            <w:r>
-              <w:rPr>
-                <w:sz w:val="18"/>
-              </w:rPr>
-              <w:t>Verified</w:t>
+              <w:t>Every column</w:t>
             </w:r>
           </w:p>
         </w:tc>
@@ -1197,7 +1228,7 @@
               <w:rPr>
                 <w:sz w:val="18"/>
               </w:rPr>
-              <w:t>Verified</w:t>
+              <w:t>Whole table</w:t>
             </w:r>
           </w:p>
         </w:tc>
@@ -1211,7 +1242,7 @@
               <w:rPr>
                 <w:sz w:val="18"/>
               </w:rPr>
-              <w:t>Not verified</w:t>
+              <w:t>Every column</w:t>
             </w:r>
           </w:p>
         </w:tc>
@@ -1243,7 +1274,7 @@
               <w:rPr>
                 <w:sz w:val="18"/>
               </w:rPr>
-              <w:t>Verified</w:t>
+              <w:t>Whole table</w:t>
             </w:r>
           </w:p>
         </w:tc>
@@ -1258,7 +1289,54 @@
               <w:rPr>
                 <w:sz w:val="18"/>
               </w:rPr>
-              <w:t>Not verified</w:t>
+              <w:t>Every column</w:t>
+            </w:r>
+          </w:p>
+        </w:tc>
+      </w:tr>
+      <w:tr>
+        <w:tc>
+          <w:tcPr>
+            <w:tcW w:type="dxa" w:w="2880"/>
+            <w:shd w:val="clear" w:fill="F7F9FB"/>
+          </w:tcPr>
+          <w:p>
+            <w:r/>
+            <w:r>
+              <w:rPr>
+                <w:sz w:val="18"/>
+              </w:rPr>
+              <w:t>No primary key</w:t>
+            </w:r>
+          </w:p>
+        </w:tc>
+        <w:tc>
+          <w:tcPr>
+            <w:tcW w:type="dxa" w:w="2880"/>
+            <w:shd w:val="clear" w:fill="F7F9FB"/>
+          </w:tcPr>
+          <w:p>
+            <w:r/>
+            <w:r>
+              <w:rPr>
+                <w:sz w:val="18"/>
+              </w:rPr>
+              <w:t>Whole table</w:t>
+            </w:r>
+          </w:p>
+        </w:tc>
+        <w:tc>
+          <w:tcPr>
+            <w:tcW w:type="dxa" w:w="2880"/>
+            <w:shd w:val="clear" w:fill="F7F9FB"/>
+          </w:tcPr>
+          <w:p>
+            <w:r/>
+            <w:r>
+              <w:rPr>
+                <w:sz w:val="18"/>
+              </w:rPr>
+              <w:t>Every column</w:t>
             </w:r>
           </w:p>
         </w:tc>
@@ -1303,7 +1381,7 @@
                 <w:color w:val="235A97"/>
                 <w:sz w:val="20"/>
               </w:rPr>
-              <w:t>Content verification for composite-key tables</w:t>
+              <w:t>What the content check can and cannot see</w:t>
             </w:r>
           </w:p>
           <w:p>
@@ -1314,7 +1392,7 @@
               <w:rPr>
                 <w:sz w:val="19"/>
               </w:rPr>
-              <w:t>Tables with a composite or fractional-numeric primary key are verified by row count. Row counts confirm completeness; for content assurance on these tables, use an application-level or sampled comparison. Where content checksums apply, they cover text content.</w:t>
+              <w:t>Per column it compares the non-null count and type-appropriate summaries: length, minimum, maximum and a value hash for text, binary and UUID columns; exact sums for numbers (after the same rounding the load applies); summed instants for timestamps and dates; true counts for booleans. A wrong, missing, truncated, rounded or shifted value changes one of these, and the report names the column. Values swapped between two rows of the same range can cancel out. To compare row counts only, set --checksum_mode off.</w:t>
             </w:r>
           </w:p>
         </w:tc>
@@ -1478,7 +1556,7 @@
               <w:rPr>
                 <w:sz w:val="18"/>
               </w:rPr>
-              <w:t>Has a primary key (or a declared logical key)</w:t>
+              <w:t>Single-column primary key (or a declared logical key)</w:t>
             </w:r>
           </w:p>
         </w:tc>
@@ -1493,6 +1571,36 @@
                 <w:sz w:val="18"/>
               </w:rPr>
               <w:t>Inserts, updates, and deletes are applied.</w:t>
+            </w:r>
+          </w:p>
+        </w:tc>
+      </w:tr>
+      <w:tr>
+        <w:tc>
+          <w:tcPr>
+            <w:tcW w:type="dxa" w:w="4320"/>
+          </w:tcPr>
+          <w:p>
+            <w:r/>
+            <w:r>
+              <w:rPr>
+                <w:sz w:val="18"/>
+              </w:rPr>
+              <w:t>Multi-column primary key</w:t>
+            </w:r>
+          </w:p>
+        </w:tc>
+        <w:tc>
+          <w:tcPr>
+            <w:tcW w:type="dxa" w:w="4320"/>
+          </w:tcPr>
+          <w:p>
+            <w:r/>
+            <w:r>
+              <w:rPr>
+                <w:sz w:val="18"/>
+              </w:rPr>
+              <w:t>Not applied by the CDC job, which lists these tables at startup. Use a separate CDC process for them; cutover waits until it records their files as applied in cdc_control.cdc_file_status.</w:t>
             </w:r>
           </w:p>
         </w:tc>
@@ -1549,7 +1657,7 @@
           <w:b w:val="0"/>
           <w:i w:val="0"/>
         </w:rPr>
-        <w:t>For a reliable reload, remove all prior state together — the per-table Amazon S3 objects (including processed and failed objects), the load-status and validation-report files, and the table's rows in the control tables — before rerunning. Reloading with some earlier state still present produces inconsistent results, because already-processed objects are skipped and tables marked complete are not reloaded.</w:t>
+        <w:t>For a reliable reload, remove all prior state together: the per-table Amazon S3 objects (including processed and failed objects), the task's load-status and validation-report files, and the table's rows in the control tables, before rerunning. Reloading with some earlier state still present produces inconsistent results, because already-processed objects are skipped and tables marked complete are not reloaded. To resume a single paused table instead, set its cdc_status back to active; do not delete its control rows.</w:t>
       </w:r>
     </w:p>
     <w:p>
@@ -1717,7 +1825,7 @@
               <w:rPr>
                 <w:sz w:val="18"/>
               </w:rPr>
-              <w:t>Drop on target if intended; otherwise resolve mismatch and clear control record</w:t>
+              <w:t>Drop on target if intended; otherwise resolve the mismatch and set the table's cdc_status back to active (never delete the row)</w:t>
             </w:r>
           </w:p>
         </w:tc>
@@ -1975,7 +2083,7 @@
               <w:rPr>
                 <w:sz w:val="18"/>
               </w:rPr>
-              <w:t>Row-count validated</w:t>
+              <w:t>Validated as one whole-table range, every column</w:t>
             </w:r>
           </w:p>
         </w:tc>
@@ -1990,7 +2098,7 @@
               <w:rPr>
                 <w:sz w:val="18"/>
               </w:rPr>
-              <w:t>Add content check if required</w:t>
+              <w:t>None</w:t>
             </w:r>
           </w:p>
         </w:tc>
@@ -2082,6 +2190,147 @@
                 <w:sz w:val="18"/>
               </w:rPr>
               <w:t>Review recorded skipped updates</w:t>
+            </w:r>
+          </w:p>
+        </w:tc>
+      </w:tr>
+      <w:tr>
+        <w:tc>
+          <w:tcPr>
+            <w:tcW w:type="dxa" w:w="2880"/>
+            <w:shd w:val="clear" w:fill="F7F9FB"/>
+          </w:tcPr>
+          <w:p>
+            <w:r/>
+            <w:r>
+              <w:rPr>
+                <w:sz w:val="18"/>
+              </w:rPr>
+              <w:t>Tables with a multi-column primary key</w:t>
+            </w:r>
+          </w:p>
+        </w:tc>
+        <w:tc>
+          <w:tcPr>
+            <w:tcW w:type="dxa" w:w="2880"/>
+            <w:shd w:val="clear" w:fill="F7F9FB"/>
+          </w:tcPr>
+          <w:p>
+            <w:r/>
+            <w:r>
+              <w:rPr>
+                <w:sz w:val="18"/>
+              </w:rPr>
+              <w:t>Not applied by the CDC job (listed at startup)</w:t>
+            </w:r>
+          </w:p>
+        </w:tc>
+        <w:tc>
+          <w:tcPr>
+            <w:tcW w:type="dxa" w:w="2880"/>
+            <w:shd w:val="clear" w:fill="F7F9FB"/>
+          </w:tcPr>
+          <w:p>
+            <w:r/>
+            <w:r>
+              <w:rPr>
+                <w:sz w:val="18"/>
+              </w:rPr>
+              <w:t>Use a separate CDC process; cutover waits for it</w:t>
+            </w:r>
+          </w:p>
+        </w:tc>
+      </w:tr>
+      <w:tr>
+        <w:tc>
+          <w:tcPr>
+            <w:tcW w:type="dxa" w:w="2880"/>
+            <w:shd w:val="clear" w:fill="F7F9FB"/>
+          </w:tcPr>
+          <w:p>
+            <w:r/>
+            <w:r>
+              <w:rPr>
+                <w:sz w:val="18"/>
+              </w:rPr>
+              <w:t>Binary columns (RAW, BLOB)</w:t>
+            </w:r>
+          </w:p>
+        </w:tc>
+        <w:tc>
+          <w:tcPr>
+            <w:tcW w:type="dxa" w:w="2880"/>
+            <w:shd w:val="clear" w:fill="F7F9FB"/>
+          </w:tcPr>
+          <w:p>
+            <w:r/>
+            <w:r>
+              <w:rPr>
+                <w:sz w:val="18"/>
+              </w:rPr>
+              <w:t>Stored as the original bytes</w:t>
+            </w:r>
+          </w:p>
+        </w:tc>
+        <w:tc>
+          <w:tcPr>
+            <w:tcW w:type="dxa" w:w="2880"/>
+            <w:shd w:val="clear" w:fill="F7F9FB"/>
+          </w:tcPr>
+          <w:p>
+            <w:r/>
+            <w:r>
+              <w:rPr>
+                <w:sz w:val="18"/>
+              </w:rPr>
+              <w:t>None</w:t>
+            </w:r>
+          </w:p>
+        </w:tc>
+      </w:tr>
+      <w:tr>
+        <w:tc>
+          <w:tcPr>
+            <w:tcW w:type="dxa" w:w="2880"/>
+            <w:shd w:val="clear" w:fill="F7F9FB"/>
+          </w:tcPr>
+          <w:p>
+            <w:r/>
+            <w:r>
+              <w:rPr>
+                <w:sz w:val="18"/>
+              </w:rPr>
+              <w:t>Text such as NA, N/A, NONE</w:t>
+            </w:r>
+          </w:p>
+        </w:tc>
+        <w:tc>
+          <w:tcPr>
+            <w:tcW w:type="dxa" w:w="2880"/>
+            <w:shd w:val="clear" w:fill="F7F9FB"/>
+          </w:tcPr>
+          <w:p>
+            <w:r/>
+            <w:r>
+              <w:rPr>
+                <w:sz w:val="18"/>
+              </w:rPr>
+              <w:t>Kept as text; only an empty field or the endpoint's null marker is NULL</w:t>
+            </w:r>
+          </w:p>
+        </w:tc>
+        <w:tc>
+          <w:tcPr>
+            <w:tcW w:type="dxa" w:w="2880"/>
+            <w:shd w:val="clear" w:fill="F7F9FB"/>
+          </w:tcPr>
+          <w:p>
+            <w:r/>
+            <w:r>
+              <w:rPr>
+                <w:sz w:val="18"/>
+              </w:rPr>
+              <w:t>None</w:t>
             </w:r>
           </w:p>
         </w:tc>

--- a/docs/CONSIDERATIONS_AND_LIMITATIONS.docx
+++ b/docs/CONSIDERATIONS_AND_LIMITATIONS.docx
@@ -1662,6 +1662,20 @@
     </w:p>
     <w:p>
       <w:pPr>
+        <w:pStyle w:val="Heading2"/>
+      </w:pPr>
+      <w:r>
+        <w:t>Continuous CDC run limit and processed-file growth</w:t>
+      </w:r>
+    </w:p>
+    <w:p>
+      <w:pPr/>
+      <w:r>
+        <w:t>Each AWS Glue CDC job runs under a fixed 7-day (10,080-minute) limit, the AWS Glue maximum, so a continuous CDC run stops on its own after about seven days while AWS DMS keeps writing change files. The pipeline does not restart it automatically. Plan to cut over within seven days where you can; otherwise monitor the CDC run and start it again if it ends with no error after about seven days (it resumes from where it left off). Separately, applied change files are copied to a processed/ folder and the originals are kept, so the object count in each table's prefix grows for the life of CDC; reclaim that storage after cutover once you are confident in the result.</w:t>
+      </w:r>
+    </w:p>
+    <w:p>
+      <w:pPr>
         <w:pStyle w:val="Heading1"/>
       </w:pPr>
       <w:r>
